--- a/实验一_实验步骤指导.docx
+++ b/实验一_实验步骤指导.docx
@@ -1066,7 +1066,7 @@
           <w:b/>
           <w:sz w:val="20"/>
         </w:rPr>
-        <w:t>编译并启动 Spring Boot 后端</w:t>
+        <w:t>编译并启动 Spring Boot 后端（口令走环境变量，不写进配置文件）</w:t>
       </w:r>
     </w:p>
     <w:p>
@@ -1097,6 +1097,21 @@
           <w:sz w:val="19"/>
         </w:rPr>
         <w:t>mvn -DskipTests package</w:t>
+      </w:r>
+    </w:p>
+    <w:p>
+      <w:pPr>
+        <w:shd w:val="clear" w:color="auto" w:fill="F4F5F7"/>
+        <w:spacing w:before="0" w:after="0" w:line="269" w:lineRule="auto"/>
+        <w:ind w:left="255" w:right="57"/>
+      </w:pPr>
+      <w:r>
+        <w:rPr>
+          <w:rFonts w:ascii="Consolas" w:hAnsi="Consolas" w:eastAsia="Consolas" w:cs="Consolas"/>
+          <w:b w:val="0"/>
+          <w:sz w:val="19"/>
+        </w:rPr>
+        <w:t>set MYSQL_PASSWORD=你的MySQL口令</w:t>
       </w:r>
     </w:p>
     <w:p>
